--- a/Technical Test - Entry Level_v2.docx
+++ b/Technical Test - Entry Level_v2.docx
@@ -17,43 +17,7 @@
           <w:sz w:val="32"/>
           <w:szCs w:val="32"/>
         </w:rPr>
-        <w:t xml:space="preserve">Prueba Técnica - </w:t>
-      </w:r>
-      <w:proofErr w:type="spellStart"/>
-      <w:r>
-        <w:rPr>
-          <w:rStyle w:val="Fuerte"/>
-          <w:sz w:val="32"/>
-          <w:szCs w:val="32"/>
-        </w:rPr>
-        <w:t>Entry</w:t>
-      </w:r>
-      <w:proofErr w:type="spellEnd"/>
-      <w:r>
-        <w:rPr>
-          <w:rStyle w:val="Fuerte"/>
-          <w:sz w:val="32"/>
-          <w:szCs w:val="32"/>
-        </w:rPr>
-        <w:t xml:space="preserve"> Level (</w:t>
-      </w:r>
-      <w:proofErr w:type="spellStart"/>
-      <w:r>
-        <w:rPr>
-          <w:rStyle w:val="Fuerte"/>
-          <w:sz w:val="32"/>
-          <w:szCs w:val="32"/>
-        </w:rPr>
-        <w:t>Trainee</w:t>
-      </w:r>
-      <w:proofErr w:type="spellEnd"/>
-      <w:r>
-        <w:rPr>
-          <w:rStyle w:val="Fuerte"/>
-          <w:sz w:val="32"/>
-          <w:szCs w:val="32"/>
-        </w:rPr>
-        <w:t>)</w:t>
+        <w:t>Prueba Técnica - Entry Level (Trainee)</w:t>
       </w:r>
     </w:p>
     <w:p>
@@ -594,34 +558,14 @@
           <w:sz w:val="24"/>
         </w:rPr>
       </w:pPr>
-      <w:proofErr w:type="spellStart"/>
-      <w:r>
-        <w:rPr>
-          <w:rFonts w:ascii="Arial" w:hAnsi="Arial" w:cs="Arial"/>
-          <w:color w:val="000000" w:themeColor="text1"/>
-          <w:sz w:val="24"/>
-        </w:rPr>
-        <w:t>sort</w:t>
-      </w:r>
-      <w:proofErr w:type="spellEnd"/>
-      <w:r>
-        <w:rPr>
-          <w:rFonts w:ascii="Arial" w:hAnsi="Arial" w:cs="Arial"/>
-          <w:color w:val="000000" w:themeColor="text1"/>
-          <w:sz w:val="24"/>
-        </w:rPr>
-        <w:t xml:space="preserve"> /</w:t>
-      </w:r>
-      <w:proofErr w:type="spellStart"/>
-      <w:r>
-        <w:rPr>
-          <w:rFonts w:ascii="Arial" w:hAnsi="Arial" w:cs="Arial"/>
-          <w:color w:val="000000" w:themeColor="text1"/>
-          <w:sz w:val="24"/>
-        </w:rPr>
-        <w:t>sorted</w:t>
-      </w:r>
-      <w:proofErr w:type="spellEnd"/>
+      <w:r>
+        <w:rPr>
+          <w:rFonts w:ascii="Arial" w:hAnsi="Arial" w:cs="Arial"/>
+          <w:color w:val="000000" w:themeColor="text1"/>
+          <w:sz w:val="24"/>
+        </w:rPr>
+        <w:t>sort /sorted</w:t>
+      </w:r>
     </w:p>
     <w:p>
       <w:pPr>
@@ -644,36 +588,8 @@
           <w:color w:val="000000" w:themeColor="text1"/>
           <w:sz w:val="24"/>
         </w:rPr>
-        <w:t xml:space="preserve">set / </w:t>
-      </w:r>
-      <w:proofErr w:type="spellStart"/>
-      <w:r>
-        <w:rPr>
-          <w:rFonts w:ascii="Arial" w:hAnsi="Arial" w:cs="Arial"/>
-          <w:color w:val="000000" w:themeColor="text1"/>
-          <w:sz w:val="24"/>
-        </w:rPr>
-        <w:t>distinct</w:t>
-      </w:r>
-      <w:proofErr w:type="spellEnd"/>
-      <w:r>
-        <w:rPr>
-          <w:rFonts w:ascii="Arial" w:hAnsi="Arial" w:cs="Arial"/>
-          <w:color w:val="000000" w:themeColor="text1"/>
-          <w:sz w:val="24"/>
-        </w:rPr>
-        <w:t xml:space="preserve"> / </w:t>
-      </w:r>
-      <w:proofErr w:type="spellStart"/>
-      <w:r>
-        <w:rPr>
-          <w:rFonts w:ascii="Arial" w:hAnsi="Arial" w:cs="Arial"/>
-          <w:color w:val="000000" w:themeColor="text1"/>
-          <w:sz w:val="24"/>
-        </w:rPr>
-        <w:t>unique</w:t>
-      </w:r>
-      <w:proofErr w:type="spellEnd"/>
+        <w:t>set / distinct / unique</w:t>
+      </w:r>
     </w:p>
     <w:p>
       <w:pPr>
@@ -787,25 +703,7 @@
           <w:color w:val="000000" w:themeColor="text1"/>
           <w:sz w:val="24"/>
         </w:rPr>
-        <w:t xml:space="preserve">estructuras básicas (listas, </w:t>
-      </w:r>
-      <w:proofErr w:type="spellStart"/>
-      <w:r>
-        <w:rPr>
-          <w:rFonts w:ascii="Arial" w:hAnsi="Arial" w:cs="Arial"/>
-          <w:color w:val="000000" w:themeColor="text1"/>
-          <w:sz w:val="24"/>
-        </w:rPr>
-        <w:t>arrays</w:t>
-      </w:r>
-      <w:proofErr w:type="spellEnd"/>
-      <w:r>
-        <w:rPr>
-          <w:rFonts w:ascii="Arial" w:hAnsi="Arial" w:cs="Arial"/>
-          <w:color w:val="000000" w:themeColor="text1"/>
-          <w:sz w:val="24"/>
-        </w:rPr>
-        <w:t>)</w:t>
+        <w:t>estructuras básicas (listas, arrays)</w:t>
       </w:r>
     </w:p>
     <w:p>
@@ -975,43 +873,7 @@
           <w:color w:val="000000" w:themeColor="text1"/>
           <w:sz w:val="24"/>
         </w:rPr>
-        <w:t xml:space="preserve">Todos los parámetros son obligatorios y </w:t>
-      </w:r>
-      <w:proofErr w:type="spellStart"/>
-      <w:r>
-        <w:rPr>
-          <w:rFonts w:ascii="Arial" w:hAnsi="Arial" w:cs="Arial"/>
-          <w:color w:val="000000" w:themeColor="text1"/>
-          <w:sz w:val="24"/>
-        </w:rPr>
-        <w:t>channel</w:t>
-      </w:r>
-      <w:proofErr w:type="spellEnd"/>
-      <w:r>
-        <w:rPr>
-          <w:rFonts w:ascii="Arial" w:hAnsi="Arial" w:cs="Arial"/>
-          <w:color w:val="000000" w:themeColor="text1"/>
-          <w:sz w:val="24"/>
-        </w:rPr>
-        <w:t xml:space="preserve"> puede ser “email” o “</w:t>
-      </w:r>
-      <w:proofErr w:type="spellStart"/>
-      <w:r>
-        <w:rPr>
-          <w:rFonts w:ascii="Arial" w:hAnsi="Arial" w:cs="Arial"/>
-          <w:color w:val="000000" w:themeColor="text1"/>
-          <w:sz w:val="24"/>
-        </w:rPr>
-        <w:t>sms</w:t>
-      </w:r>
-      <w:proofErr w:type="spellEnd"/>
-      <w:r>
-        <w:rPr>
-          <w:rFonts w:ascii="Arial" w:hAnsi="Arial" w:cs="Arial"/>
-          <w:color w:val="000000" w:themeColor="text1"/>
-          <w:sz w:val="24"/>
-        </w:rPr>
-        <w:t>”</w:t>
+        <w:t>Todos los parámetros son obligatorios y channel puede ser “email” o “sms”</w:t>
       </w:r>
     </w:p>
     <w:p>
@@ -1034,25 +896,7 @@
           <w:color w:val="000000" w:themeColor="text1"/>
           <w:sz w:val="24"/>
         </w:rPr>
-        <w:t xml:space="preserve">El sistema debe seleccionar el proveedor según el parámetro </w:t>
-      </w:r>
-      <w:proofErr w:type="spellStart"/>
-      <w:r>
-        <w:rPr>
-          <w:rFonts w:ascii="Arial" w:hAnsi="Arial" w:cs="Arial"/>
-          <w:color w:val="000000" w:themeColor="text1"/>
-          <w:sz w:val="24"/>
-        </w:rPr>
-        <w:t>channel</w:t>
-      </w:r>
-      <w:proofErr w:type="spellEnd"/>
-      <w:r>
-        <w:rPr>
-          <w:rFonts w:ascii="Arial" w:hAnsi="Arial" w:cs="Arial"/>
-          <w:color w:val="000000" w:themeColor="text1"/>
-          <w:sz w:val="24"/>
-        </w:rPr>
-        <w:t xml:space="preserve"> (debes implementar algún patrón)</w:t>
+        <w:t>El sistema debe seleccionar el proveedor según el parámetro channel (debes implementar algún patrón)</w:t>
       </w:r>
     </w:p>
     <w:p>
@@ -1096,7 +940,6 @@
           <w:sz w:val="24"/>
         </w:rPr>
       </w:pPr>
-      <w:proofErr w:type="spellStart"/>
       <w:r>
         <w:rPr>
           <w:rFonts w:ascii="Arial" w:hAnsi="Arial" w:cs="Arial"/>
@@ -1105,18 +948,7 @@
           <w:color w:val="000000" w:themeColor="text1"/>
           <w:sz w:val="24"/>
         </w:rPr>
-        <w:t>Endpoint</w:t>
-      </w:r>
-      <w:proofErr w:type="spellEnd"/>
-      <w:r>
-        <w:rPr>
-          <w:rFonts w:ascii="Arial" w:hAnsi="Arial" w:cs="Arial"/>
-          <w:b/>
-          <w:bCs/>
-          <w:color w:val="000000" w:themeColor="text1"/>
-          <w:sz w:val="24"/>
-        </w:rPr>
-        <w:t xml:space="preserve"> requerido</w:t>
+        <w:t>Endpoint requerido</w:t>
       </w:r>
     </w:p>
     <w:p>
@@ -1139,18 +971,8 @@
           <w:color w:val="000000" w:themeColor="text1"/>
           <w:sz w:val="24"/>
         </w:rPr>
-        <w:t>POST /</w:t>
-      </w:r>
-      <w:proofErr w:type="spellStart"/>
-      <w:r>
-        <w:rPr>
-          <w:rFonts w:ascii="Arial" w:hAnsi="Arial" w:cs="Arial"/>
-          <w:color w:val="000000" w:themeColor="text1"/>
-          <w:sz w:val="24"/>
-        </w:rPr>
-        <w:t>notifications</w:t>
-      </w:r>
-      <w:proofErr w:type="spellEnd"/>
+        <w:t>POST /notifications</w:t>
+      </w:r>
     </w:p>
     <w:p>
       <w:pPr>
@@ -1174,7 +996,6 @@
           <w:sz w:val="24"/>
         </w:rPr>
       </w:pPr>
-      <w:proofErr w:type="spellStart"/>
       <w:r>
         <w:rPr>
           <w:rFonts w:ascii="Arial" w:hAnsi="Arial" w:cs="Arial"/>
@@ -1183,18 +1004,7 @@
           <w:color w:val="000000" w:themeColor="text1"/>
           <w:sz w:val="24"/>
         </w:rPr>
-        <w:t>Request</w:t>
-      </w:r>
-      <w:proofErr w:type="spellEnd"/>
-      <w:r>
-        <w:rPr>
-          <w:rFonts w:ascii="Arial" w:hAnsi="Arial" w:cs="Arial"/>
-          <w:b/>
-          <w:bCs/>
-          <w:color w:val="000000" w:themeColor="text1"/>
-          <w:sz w:val="24"/>
-        </w:rPr>
-        <w:t xml:space="preserve"> Body</w:t>
+        <w:t>Request Body</w:t>
       </w:r>
     </w:p>
     <w:p>
@@ -1232,25 +1042,7 @@
           <w:color w:val="000000" w:themeColor="text1"/>
           <w:sz w:val="24"/>
         </w:rPr>
-        <w:t xml:space="preserve">  "</w:t>
-      </w:r>
-      <w:proofErr w:type="spellStart"/>
-      <w:r>
-        <w:rPr>
-          <w:rFonts w:ascii="Arial" w:hAnsi="Arial" w:cs="Arial"/>
-          <w:color w:val="000000" w:themeColor="text1"/>
-          <w:sz w:val="24"/>
-        </w:rPr>
-        <w:t>userId</w:t>
-      </w:r>
-      <w:proofErr w:type="spellEnd"/>
-      <w:r>
-        <w:rPr>
-          <w:rFonts w:ascii="Arial" w:hAnsi="Arial" w:cs="Arial"/>
-          <w:color w:val="000000" w:themeColor="text1"/>
-          <w:sz w:val="24"/>
-        </w:rPr>
-        <w:t>": "123",</w:t>
+        <w:t xml:space="preserve">  "userId": "123",</w:t>
       </w:r>
     </w:p>
     <w:p>
@@ -1269,25 +1061,7 @@
           <w:color w:val="000000" w:themeColor="text1"/>
           <w:sz w:val="24"/>
         </w:rPr>
-        <w:t xml:space="preserve">  "</w:t>
-      </w:r>
-      <w:proofErr w:type="spellStart"/>
-      <w:r>
-        <w:rPr>
-          <w:rFonts w:ascii="Arial" w:hAnsi="Arial" w:cs="Arial"/>
-          <w:color w:val="000000" w:themeColor="text1"/>
-          <w:sz w:val="24"/>
-        </w:rPr>
-        <w:t>message</w:t>
-      </w:r>
-      <w:proofErr w:type="spellEnd"/>
-      <w:r>
-        <w:rPr>
-          <w:rFonts w:ascii="Arial" w:hAnsi="Arial" w:cs="Arial"/>
-          <w:color w:val="000000" w:themeColor="text1"/>
-          <w:sz w:val="24"/>
-        </w:rPr>
-        <w:t>": "Hola",</w:t>
+        <w:t xml:space="preserve">  "message": "Hola",</w:t>
       </w:r>
     </w:p>
     <w:p>
@@ -1306,43 +1080,7 @@
           <w:color w:val="000000" w:themeColor="text1"/>
           <w:sz w:val="24"/>
         </w:rPr>
-        <w:t xml:space="preserve">  "</w:t>
-      </w:r>
-      <w:proofErr w:type="spellStart"/>
-      <w:r>
-        <w:rPr>
-          <w:rFonts w:ascii="Arial" w:hAnsi="Arial" w:cs="Arial"/>
-          <w:color w:val="000000" w:themeColor="text1"/>
-          <w:sz w:val="24"/>
-        </w:rPr>
-        <w:t>channel</w:t>
-      </w:r>
-      <w:proofErr w:type="spellEnd"/>
-      <w:r>
-        <w:rPr>
-          <w:rFonts w:ascii="Arial" w:hAnsi="Arial" w:cs="Arial"/>
-          <w:color w:val="000000" w:themeColor="text1"/>
-          <w:sz w:val="24"/>
-        </w:rPr>
-        <w:t xml:space="preserve">": "email | </w:t>
-      </w:r>
-      <w:proofErr w:type="spellStart"/>
-      <w:r>
-        <w:rPr>
-          <w:rFonts w:ascii="Arial" w:hAnsi="Arial" w:cs="Arial"/>
-          <w:color w:val="000000" w:themeColor="text1"/>
-          <w:sz w:val="24"/>
-        </w:rPr>
-        <w:t>sms</w:t>
-      </w:r>
-      <w:proofErr w:type="spellEnd"/>
-      <w:r>
-        <w:rPr>
-          <w:rFonts w:ascii="Arial" w:hAnsi="Arial" w:cs="Arial"/>
-          <w:color w:val="000000" w:themeColor="text1"/>
-          <w:sz w:val="24"/>
-        </w:rPr>
-        <w:t>"</w:t>
+        <w:t xml:space="preserve">  "channel": "email | sms"</w:t>
       </w:r>
     </w:p>
     <w:p>
@@ -1394,18 +1132,8 @@
           <w:color w:val="000000" w:themeColor="text1"/>
           <w:sz w:val="24"/>
         </w:rPr>
-        <w:t>GET /</w:t>
-      </w:r>
-      <w:proofErr w:type="spellStart"/>
-      <w:r>
-        <w:rPr>
-          <w:rFonts w:ascii="Arial" w:hAnsi="Arial" w:cs="Arial"/>
-          <w:color w:val="000000" w:themeColor="text1"/>
-          <w:sz w:val="24"/>
-        </w:rPr>
-        <w:t>notifications</w:t>
-      </w:r>
-      <w:proofErr w:type="spellEnd"/>
+        <w:t>GET /notifications</w:t>
+      </w:r>
     </w:p>
     <w:p>
       <w:pPr>
@@ -1510,25 +1238,7 @@
           <w:color w:val="000000" w:themeColor="text1"/>
           <w:sz w:val="24"/>
         </w:rPr>
-        <w:t>"</w:t>
-      </w:r>
-      <w:proofErr w:type="spellStart"/>
-      <w:r>
-        <w:rPr>
-          <w:rFonts w:ascii="Arial" w:hAnsi="Arial" w:cs="Arial"/>
-          <w:color w:val="000000" w:themeColor="text1"/>
-          <w:sz w:val="24"/>
-        </w:rPr>
-        <w:t>userId</w:t>
-      </w:r>
-      <w:proofErr w:type="spellEnd"/>
-      <w:r>
-        <w:rPr>
-          <w:rFonts w:ascii="Arial" w:hAnsi="Arial" w:cs="Arial"/>
-          <w:color w:val="000000" w:themeColor="text1"/>
-          <w:sz w:val="24"/>
-        </w:rPr>
-        <w:t>": "123",</w:t>
+        <w:t>"userId": "123",</w:t>
       </w:r>
     </w:p>
     <w:p>
@@ -1563,25 +1273,7 @@
           <w:color w:val="000000" w:themeColor="text1"/>
           <w:sz w:val="24"/>
         </w:rPr>
-        <w:t>"</w:t>
-      </w:r>
-      <w:proofErr w:type="spellStart"/>
-      <w:r>
-        <w:rPr>
-          <w:rFonts w:ascii="Arial" w:hAnsi="Arial" w:cs="Arial"/>
-          <w:color w:val="000000" w:themeColor="text1"/>
-          <w:sz w:val="24"/>
-        </w:rPr>
-        <w:t>message</w:t>
-      </w:r>
-      <w:proofErr w:type="spellEnd"/>
-      <w:r>
-        <w:rPr>
-          <w:rFonts w:ascii="Arial" w:hAnsi="Arial" w:cs="Arial"/>
-          <w:color w:val="000000" w:themeColor="text1"/>
-          <w:sz w:val="24"/>
-        </w:rPr>
-        <w:t>": "Hola",</w:t>
+        <w:t>"message": "Hola",</w:t>
       </w:r>
     </w:p>
     <w:p>
@@ -1616,43 +1308,7 @@
           <w:color w:val="000000" w:themeColor="text1"/>
           <w:sz w:val="24"/>
         </w:rPr>
-        <w:t>"</w:t>
-      </w:r>
-      <w:proofErr w:type="spellStart"/>
-      <w:r>
-        <w:rPr>
-          <w:rFonts w:ascii="Arial" w:hAnsi="Arial" w:cs="Arial"/>
-          <w:color w:val="000000" w:themeColor="text1"/>
-          <w:sz w:val="24"/>
-        </w:rPr>
-        <w:t>channel</w:t>
-      </w:r>
-      <w:proofErr w:type="spellEnd"/>
-      <w:r>
-        <w:rPr>
-          <w:rFonts w:ascii="Arial" w:hAnsi="Arial" w:cs="Arial"/>
-          <w:color w:val="000000" w:themeColor="text1"/>
-          <w:sz w:val="24"/>
-        </w:rPr>
-        <w:t xml:space="preserve">": "email | </w:t>
-      </w:r>
-      <w:proofErr w:type="spellStart"/>
-      <w:r>
-        <w:rPr>
-          <w:rFonts w:ascii="Arial" w:hAnsi="Arial" w:cs="Arial"/>
-          <w:color w:val="000000" w:themeColor="text1"/>
-          <w:sz w:val="24"/>
-        </w:rPr>
-        <w:t>sms</w:t>
-      </w:r>
-      <w:proofErr w:type="spellEnd"/>
-      <w:r>
-        <w:rPr>
-          <w:rFonts w:ascii="Arial" w:hAnsi="Arial" w:cs="Arial"/>
-          <w:color w:val="000000" w:themeColor="text1"/>
-          <w:sz w:val="24"/>
-        </w:rPr>
-        <w:t>"</w:t>
+        <w:t>"channel": "email | sms"</w:t>
       </w:r>
     </w:p>
     <w:p>
@@ -1801,17 +1457,8 @@
           <w:rFonts w:ascii="Arial" w:hAnsi="Arial" w:cs="Arial"/>
           <w:sz w:val="24"/>
         </w:rPr>
-        <w:t>POST /</w:t>
-      </w:r>
-      <w:proofErr w:type="spellStart"/>
-      <w:r>
-        <w:rPr>
-          <w:rFonts w:ascii="Arial" w:hAnsi="Arial" w:cs="Arial"/>
-          <w:sz w:val="24"/>
-        </w:rPr>
-        <w:t>notifications</w:t>
-      </w:r>
-      <w:proofErr w:type="spellEnd"/>
+        <w:t>POST /notifications</w:t>
+      </w:r>
       <w:r>
         <w:rPr>
           <w:rFonts w:ascii="Arial" w:hAnsi="Arial" w:cs="Arial"/>
@@ -1837,9 +1484,36 @@
           <w:sz w:val="24"/>
           <w:szCs w:val="24"/>
         </w:rPr>
-        <w:t xml:space="preserve"> /</w:t>
-      </w:r>
-      <w:proofErr w:type="spellStart"/>
+        <w:t xml:space="preserve"> /notifications</w:t>
+      </w:r>
+    </w:p>
+    <w:p>
+      <w:pPr>
+        <w:pStyle w:val="Ttulo3"/>
+        <w:rPr>
+          <w:lang w:eastAsia="es-MX"/>
+        </w:rPr>
+      </w:pPr>
+      <w:r>
+        <w:t>A. Diseñar casos de prueba</w:t>
+      </w:r>
+    </w:p>
+    <w:p>
+      <w:pPr>
+        <w:pStyle w:val="NormalWeb"/>
+        <w:ind w:firstLine="360"/>
+        <w:rPr>
+          <w:rFonts w:ascii="Arial" w:hAnsi="Arial" w:cs="Arial"/>
+          <w:color w:val="000000" w:themeColor="text1"/>
+        </w:rPr>
+      </w:pPr>
+      <w:r>
+        <w:rPr>
+          <w:rFonts w:ascii="Arial" w:hAnsi="Arial" w:cs="Arial"/>
+          <w:color w:val="000000" w:themeColor="text1"/>
+        </w:rPr>
+        <w:t xml:space="preserve">Definir los casos de prueba para </w:t>
+      </w:r>
       <w:r>
         <w:rPr>
           <w:rStyle w:val="CdigoHTML"/>
@@ -1848,36 +1522,14 @@
           <w:sz w:val="24"/>
           <w:szCs w:val="24"/>
         </w:rPr>
-        <w:t>notifications</w:t>
-      </w:r>
-      <w:proofErr w:type="spellEnd"/>
-    </w:p>
-    <w:p>
-      <w:pPr>
-        <w:pStyle w:val="Ttulo3"/>
-        <w:rPr>
-          <w:lang w:eastAsia="es-MX"/>
-        </w:rPr>
-      </w:pPr>
-      <w:r>
-        <w:t>A. Diseñar casos de prueba</w:t>
-      </w:r>
-    </w:p>
-    <w:p>
-      <w:pPr>
-        <w:pStyle w:val="NormalWeb"/>
-        <w:ind w:firstLine="360"/>
-        <w:rPr>
-          <w:rFonts w:ascii="Arial" w:hAnsi="Arial" w:cs="Arial"/>
-          <w:color w:val="000000" w:themeColor="text1"/>
-        </w:rPr>
-      </w:pPr>
-      <w:r>
-        <w:rPr>
-          <w:rFonts w:ascii="Arial" w:hAnsi="Arial" w:cs="Arial"/>
-          <w:color w:val="000000" w:themeColor="text1"/>
-        </w:rPr>
-        <w:t xml:space="preserve">Definir los casos de prueba para </w:t>
+        <w:t>POST /notifications</w:t>
+      </w:r>
+      <w:r>
+        <w:rPr>
+          <w:rFonts w:ascii="Arial" w:hAnsi="Arial" w:cs="Arial"/>
+          <w:color w:val="000000" w:themeColor="text1"/>
+        </w:rPr>
+        <w:t xml:space="preserve">, </w:t>
       </w:r>
       <w:r>
         <w:rPr>
@@ -1887,9 +1539,8 @@
           <w:sz w:val="24"/>
           <w:szCs w:val="24"/>
         </w:rPr>
-        <w:t>POST /</w:t>
-      </w:r>
-      <w:proofErr w:type="spellStart"/>
+        <w:t>GET</w:t>
+      </w:r>
       <w:r>
         <w:rPr>
           <w:rStyle w:val="CdigoHTML"/>
@@ -1898,48 +1549,8 @@
           <w:sz w:val="24"/>
           <w:szCs w:val="24"/>
         </w:rPr>
-        <w:t>notifications</w:t>
-      </w:r>
-      <w:proofErr w:type="spellEnd"/>
-      <w:r>
-        <w:rPr>
-          <w:rFonts w:ascii="Arial" w:hAnsi="Arial" w:cs="Arial"/>
-          <w:color w:val="000000" w:themeColor="text1"/>
-        </w:rPr>
-        <w:t xml:space="preserve">, </w:t>
-      </w:r>
-      <w:r>
-        <w:rPr>
-          <w:rStyle w:val="CdigoHTML"/>
-          <w:rFonts w:ascii="Arial" w:eastAsia="Arial Unicode MS" w:hAnsi="Arial" w:cs="Arial"/>
-          <w:color w:val="000000" w:themeColor="text1"/>
-          <w:sz w:val="24"/>
-          <w:szCs w:val="24"/>
-        </w:rPr>
-        <w:t>GET</w:t>
-      </w:r>
-      <w:r>
-        <w:rPr>
-          <w:rStyle w:val="CdigoHTML"/>
-          <w:rFonts w:ascii="Arial" w:eastAsia="Arial Unicode MS" w:hAnsi="Arial" w:cs="Arial"/>
-          <w:color w:val="000000" w:themeColor="text1"/>
-          <w:sz w:val="24"/>
-          <w:szCs w:val="24"/>
-        </w:rPr>
-        <w:t xml:space="preserve"> /</w:t>
-      </w:r>
-      <w:proofErr w:type="spellStart"/>
-      <w:r>
-        <w:rPr>
-          <w:rStyle w:val="CdigoHTML"/>
-          <w:rFonts w:ascii="Arial" w:eastAsia="Arial Unicode MS" w:hAnsi="Arial" w:cs="Arial"/>
-          <w:color w:val="000000" w:themeColor="text1"/>
-          <w:sz w:val="24"/>
-          <w:szCs w:val="24"/>
-        </w:rPr>
-        <w:t>notifications</w:t>
-      </w:r>
-      <w:proofErr w:type="spellEnd"/>
+        <w:t xml:space="preserve"> /notifications</w:t>
+      </w:r>
       <w:r>
         <w:rPr>
           <w:rFonts w:ascii="Arial" w:hAnsi="Arial" w:cs="Arial"/>
@@ -2118,14 +1729,6 @@
         </w:rPr>
         <w:t>Automatizar primero los casos exitosos de envío por cada canal y la recuperación del historial. Esto garantiza que la regla de negocio nuclear (orquestación del envío y persistencia) funcione antes de realizar despliegues o refactorizaciones.</w:t>
       </w:r>
-      <w:r>
-        <w:rPr>
-          <w:rFonts w:ascii="Arial" w:hAnsi="Arial" w:cs="Arial"/>
-          <w:color w:val="000000" w:themeColor="text1"/>
-          <w:sz w:val="24"/>
-        </w:rPr>
-        <w:t xml:space="preserve"> </w:t>
-      </w:r>
     </w:p>
     <w:p>
       <w:pPr>
@@ -2146,79 +1749,7 @@
           <w:color w:val="000000" w:themeColor="text1"/>
           <w:sz w:val="24"/>
         </w:rPr>
-        <w:t>Validación de esquemas y tipos (</w:t>
-      </w:r>
-      <w:proofErr w:type="spellStart"/>
-      <w:r>
-        <w:rPr>
-          <w:rFonts w:ascii="Arial" w:hAnsi="Arial" w:cs="Arial"/>
-          <w:color w:val="000000" w:themeColor="text1"/>
-          <w:sz w:val="24"/>
-        </w:rPr>
-        <w:t>Boundary</w:t>
-      </w:r>
-      <w:proofErr w:type="spellEnd"/>
-      <w:r>
-        <w:rPr>
-          <w:rFonts w:ascii="Arial" w:hAnsi="Arial" w:cs="Arial"/>
-          <w:color w:val="000000" w:themeColor="text1"/>
-          <w:sz w:val="24"/>
-        </w:rPr>
-        <w:t xml:space="preserve">/Negative </w:t>
-      </w:r>
-      <w:proofErr w:type="spellStart"/>
-      <w:r>
-        <w:rPr>
-          <w:rFonts w:ascii="Arial" w:hAnsi="Arial" w:cs="Arial"/>
-          <w:color w:val="000000" w:themeColor="text1"/>
-          <w:sz w:val="24"/>
-        </w:rPr>
-        <w:t>testing</w:t>
-      </w:r>
-      <w:proofErr w:type="spellEnd"/>
-      <w:r>
-        <w:rPr>
-          <w:rFonts w:ascii="Arial" w:hAnsi="Arial" w:cs="Arial"/>
-          <w:color w:val="000000" w:themeColor="text1"/>
-          <w:sz w:val="24"/>
-        </w:rPr>
-        <w:t xml:space="preserve">): Verificar que </w:t>
-      </w:r>
-      <w:proofErr w:type="spellStart"/>
-      <w:r>
-        <w:rPr>
-          <w:rFonts w:ascii="Arial" w:hAnsi="Arial" w:cs="Arial"/>
-          <w:color w:val="000000" w:themeColor="text1"/>
-          <w:sz w:val="24"/>
-        </w:rPr>
-        <w:t>payloads</w:t>
-      </w:r>
-      <w:proofErr w:type="spellEnd"/>
-      <w:r>
-        <w:rPr>
-          <w:rFonts w:ascii="Arial" w:hAnsi="Arial" w:cs="Arial"/>
-          <w:color w:val="000000" w:themeColor="text1"/>
-          <w:sz w:val="24"/>
-        </w:rPr>
-        <w:t xml:space="preserve"> incompletos o con parámetros no permitidos (</w:t>
-      </w:r>
-      <w:proofErr w:type="spellStart"/>
-      <w:r>
-        <w:rPr>
-          <w:rFonts w:ascii="Arial" w:hAnsi="Arial" w:cs="Arial"/>
-          <w:color w:val="000000" w:themeColor="text1"/>
-          <w:sz w:val="24"/>
-        </w:rPr>
-        <w:t>channel</w:t>
-      </w:r>
-      <w:proofErr w:type="spellEnd"/>
-      <w:r>
-        <w:rPr>
-          <w:rFonts w:ascii="Arial" w:hAnsi="Arial" w:cs="Arial"/>
-          <w:color w:val="000000" w:themeColor="text1"/>
-          <w:sz w:val="24"/>
-        </w:rPr>
-        <w:t xml:space="preserve"> inválido, valores nulos) sean rechazados con el código HTTP adecuado (422/400).</w:t>
+        <w:t>Validación de esquemas y tipos (Boundary/Negative testing): Verificar que payloads incompletos o con parámetros no permitidos (channel inválido, valores nulos) sean rechazados con el código HTTP adecuado (422/400).</w:t>
       </w:r>
     </w:p>
     <w:p>
@@ -2282,97 +1813,7 @@
           <w:color w:val="000000" w:themeColor="text1"/>
           <w:sz w:val="24"/>
         </w:rPr>
-        <w:t>Persistencia efímera e Inconsistencia de Concurrencia: Al almacenar el historial en memoria (</w:t>
-      </w:r>
-      <w:proofErr w:type="spellStart"/>
-      <w:r>
-        <w:rPr>
-          <w:rFonts w:ascii="Arial" w:hAnsi="Arial" w:cs="Arial"/>
-          <w:color w:val="000000" w:themeColor="text1"/>
-          <w:sz w:val="24"/>
-        </w:rPr>
-        <w:t>list</w:t>
-      </w:r>
-      <w:proofErr w:type="spellEnd"/>
-      <w:r>
-        <w:rPr>
-          <w:rFonts w:ascii="Arial" w:hAnsi="Arial" w:cs="Arial"/>
-          <w:color w:val="000000" w:themeColor="text1"/>
-          <w:sz w:val="24"/>
-        </w:rPr>
-        <w:t xml:space="preserve">), todos los datos se pierden si la aplicación se reinicia o cae. Además, en entornos de producción con múltiples </w:t>
-      </w:r>
-      <w:proofErr w:type="spellStart"/>
-      <w:r>
-        <w:rPr>
-          <w:rFonts w:ascii="Arial" w:hAnsi="Arial" w:cs="Arial"/>
-          <w:color w:val="000000" w:themeColor="text1"/>
-          <w:sz w:val="24"/>
-        </w:rPr>
-        <w:t>workers</w:t>
-      </w:r>
-      <w:proofErr w:type="spellEnd"/>
-      <w:r>
-        <w:rPr>
-          <w:rFonts w:ascii="Arial" w:hAnsi="Arial" w:cs="Arial"/>
-          <w:color w:val="000000" w:themeColor="text1"/>
-          <w:sz w:val="24"/>
-        </w:rPr>
-        <w:t xml:space="preserve"> (como </w:t>
-      </w:r>
-      <w:proofErr w:type="spellStart"/>
-      <w:r>
-        <w:rPr>
-          <w:rFonts w:ascii="Arial" w:hAnsi="Arial" w:cs="Arial"/>
-          <w:color w:val="000000" w:themeColor="text1"/>
-          <w:sz w:val="24"/>
-        </w:rPr>
-        <w:t>Uvicorn</w:t>
-      </w:r>
-      <w:proofErr w:type="spellEnd"/>
-      <w:r>
-        <w:rPr>
-          <w:rFonts w:ascii="Arial" w:hAnsi="Arial" w:cs="Arial"/>
-          <w:color w:val="000000" w:themeColor="text1"/>
-          <w:sz w:val="24"/>
-        </w:rPr>
-        <w:t>/</w:t>
-      </w:r>
-      <w:proofErr w:type="spellStart"/>
-      <w:r>
-        <w:rPr>
-          <w:rFonts w:ascii="Arial" w:hAnsi="Arial" w:cs="Arial"/>
-          <w:color w:val="000000" w:themeColor="text1"/>
-          <w:sz w:val="24"/>
-        </w:rPr>
-        <w:t>Gunicorn</w:t>
-      </w:r>
-      <w:proofErr w:type="spellEnd"/>
-      <w:r>
-        <w:rPr>
-          <w:rFonts w:ascii="Arial" w:hAnsi="Arial" w:cs="Arial"/>
-          <w:color w:val="000000" w:themeColor="text1"/>
-          <w:sz w:val="24"/>
-        </w:rPr>
-        <w:t>), la memoria no está compartida, lo que causará lecturas inconsistentes en GET /</w:t>
-      </w:r>
-      <w:proofErr w:type="spellStart"/>
-      <w:r>
-        <w:rPr>
-          <w:rFonts w:ascii="Arial" w:hAnsi="Arial" w:cs="Arial"/>
-          <w:color w:val="000000" w:themeColor="text1"/>
-          <w:sz w:val="24"/>
-        </w:rPr>
-        <w:t>notifications</w:t>
-      </w:r>
-      <w:proofErr w:type="spellEnd"/>
-      <w:r>
-        <w:rPr>
-          <w:rFonts w:ascii="Arial" w:hAnsi="Arial" w:cs="Arial"/>
-          <w:color w:val="000000" w:themeColor="text1"/>
-          <w:sz w:val="24"/>
-        </w:rPr>
-        <w:t>.</w:t>
+        <w:t>Persistencia efímera e Inconsistencia de Concurrencia: Al almacenar el historial en memoria (list), todos los datos se pierden si la aplicación se reinicia o cae. Además, en entornos de producción con múltiples workers (como Uvicorn/Gunicorn), la memoria no está compartida, lo que causará lecturas inconsistentes en GET /notifications.</w:t>
       </w:r>
     </w:p>
     <w:p>
@@ -2408,15 +1849,7 @@
           <w:color w:val="000000" w:themeColor="text1"/>
           <w:sz w:val="24"/>
         </w:rPr>
-        <w:t>Falta</w:t>
-      </w:r>
-      <w:r>
-        <w:rPr>
-          <w:rFonts w:ascii="Arial" w:hAnsi="Arial" w:cs="Arial"/>
-          <w:color w:val="000000" w:themeColor="text1"/>
-          <w:sz w:val="24"/>
-        </w:rPr>
-        <w:t xml:space="preserve"> de Autenticación y Autorización: Cualquier cliente no autenticado puede enviar notificaciones masivas o consultar la lista completa de mensajes/usuarios sin restricción.</w:t>
+        <w:t>Falta de Autenticación y Autorización: Cualquier cliente no autenticado puede enviar notificaciones masivas o consultar la lista completa de mensajes/usuarios sin restricción.</w:t>
       </w:r>
     </w:p>
     <w:p>
@@ -2452,97 +1885,7 @@
           <w:color w:val="000000" w:themeColor="text1"/>
           <w:sz w:val="24"/>
         </w:rPr>
-        <w:t>Ausencia de Manejo de Errores/</w:t>
-      </w:r>
-      <w:proofErr w:type="spellStart"/>
-      <w:r>
-        <w:rPr>
-          <w:rFonts w:ascii="Arial" w:hAnsi="Arial" w:cs="Arial"/>
-          <w:color w:val="000000" w:themeColor="text1"/>
-          <w:sz w:val="24"/>
-        </w:rPr>
-        <w:t>Retries</w:t>
-      </w:r>
-      <w:proofErr w:type="spellEnd"/>
-      <w:r>
-        <w:rPr>
-          <w:rFonts w:ascii="Arial" w:hAnsi="Arial" w:cs="Arial"/>
-          <w:color w:val="000000" w:themeColor="text1"/>
-          <w:sz w:val="24"/>
-        </w:rPr>
-        <w:t xml:space="preserve"> con Proveedores Externos: Si un proveedor real de Email o SMS (ej. </w:t>
-      </w:r>
-      <w:proofErr w:type="spellStart"/>
-      <w:r>
-        <w:rPr>
-          <w:rFonts w:ascii="Arial" w:hAnsi="Arial" w:cs="Arial"/>
-          <w:color w:val="000000" w:themeColor="text1"/>
-          <w:sz w:val="24"/>
-        </w:rPr>
-        <w:t>SendGrid</w:t>
-      </w:r>
-      <w:proofErr w:type="spellEnd"/>
-      <w:r>
-        <w:rPr>
-          <w:rFonts w:ascii="Arial" w:hAnsi="Arial" w:cs="Arial"/>
-          <w:color w:val="000000" w:themeColor="text1"/>
-          <w:sz w:val="24"/>
-        </w:rPr>
-        <w:t xml:space="preserve">, </w:t>
-      </w:r>
-      <w:proofErr w:type="spellStart"/>
-      <w:r>
-        <w:rPr>
-          <w:rFonts w:ascii="Arial" w:hAnsi="Arial" w:cs="Arial"/>
-          <w:color w:val="000000" w:themeColor="text1"/>
-          <w:sz w:val="24"/>
-        </w:rPr>
-        <w:t>Twilio</w:t>
-      </w:r>
-      <w:proofErr w:type="spellEnd"/>
-      <w:r>
-        <w:rPr>
-          <w:rFonts w:ascii="Arial" w:hAnsi="Arial" w:cs="Arial"/>
-          <w:color w:val="000000" w:themeColor="text1"/>
-          <w:sz w:val="24"/>
-        </w:rPr>
-        <w:t>) falla o tiene latencia, la API respondería con error síncrono al cliente final. Falta una cola de mensajería (</w:t>
-      </w:r>
-      <w:proofErr w:type="spellStart"/>
-      <w:r>
-        <w:rPr>
-          <w:rFonts w:ascii="Arial" w:hAnsi="Arial" w:cs="Arial"/>
-          <w:color w:val="000000" w:themeColor="text1"/>
-          <w:sz w:val="24"/>
-        </w:rPr>
-        <w:t>RabbitMQ</w:t>
-      </w:r>
-      <w:proofErr w:type="spellEnd"/>
-      <w:r>
-        <w:rPr>
-          <w:rFonts w:ascii="Arial" w:hAnsi="Arial" w:cs="Arial"/>
-          <w:color w:val="000000" w:themeColor="text1"/>
-          <w:sz w:val="24"/>
-        </w:rPr>
-        <w:t xml:space="preserve">, SQS, </w:t>
-      </w:r>
-      <w:proofErr w:type="spellStart"/>
-      <w:r>
-        <w:rPr>
-          <w:rFonts w:ascii="Arial" w:hAnsi="Arial" w:cs="Arial"/>
-          <w:color w:val="000000" w:themeColor="text1"/>
-          <w:sz w:val="24"/>
-        </w:rPr>
-        <w:t>Celery</w:t>
-      </w:r>
-      <w:proofErr w:type="spellEnd"/>
-      <w:r>
-        <w:rPr>
-          <w:rFonts w:ascii="Arial" w:hAnsi="Arial" w:cs="Arial"/>
-          <w:color w:val="000000" w:themeColor="text1"/>
-          <w:sz w:val="24"/>
-        </w:rPr>
-        <w:t>) para procesar notificaciones de forma asíncrona.</w:t>
+        <w:t>Ausencia de Manejo de Errores/Retries con Proveedores Externos: Si un proveedor real de Email o SMS (ej. SendGrid, Twilio) falla o tiene latencia, la API respondería con error síncrono al cliente final. Falta una cola de mensajería (RabbitMQ, SQS, Celery) para procesar notificaciones de forma asíncrona.</w:t>
       </w:r>
     </w:p>
     <w:p>
@@ -2578,25 +1921,7 @@
           <w:color w:val="000000" w:themeColor="text1"/>
           <w:sz w:val="24"/>
         </w:rPr>
-        <w:t xml:space="preserve">Ausencia de Rate </w:t>
-      </w:r>
-      <w:proofErr w:type="spellStart"/>
-      <w:r>
-        <w:rPr>
-          <w:rFonts w:ascii="Arial" w:hAnsi="Arial" w:cs="Arial"/>
-          <w:color w:val="000000" w:themeColor="text1"/>
-          <w:sz w:val="24"/>
-        </w:rPr>
-        <w:t>Limiting</w:t>
-      </w:r>
-      <w:proofErr w:type="spellEnd"/>
-      <w:r>
-        <w:rPr>
-          <w:rFonts w:ascii="Arial" w:hAnsi="Arial" w:cs="Arial"/>
-          <w:color w:val="000000" w:themeColor="text1"/>
-          <w:sz w:val="24"/>
-        </w:rPr>
-        <w:t>: La API es vulnerable a ataques de denegación de servicio (DoS) o sobrecostos operacionales por envío masivo de mensajes/SMS.</w:t>
+        <w:t>Ausencia de Rate Limiting: La API es vulnerable a ataques de denegación de servicio (DoS) o sobrecostos operacionales por envío masivo de mensajes/SMS.</w:t>
       </w:r>
     </w:p>
     <w:p>
@@ -2859,25 +2184,7 @@
           <w:color w:val="000000" w:themeColor="text1"/>
           <w:sz w:val="24"/>
         </w:rPr>
-        <w:t xml:space="preserve"> Se coordinará con tiempo para que te acomode asistir por </w:t>
-      </w:r>
-      <w:proofErr w:type="spellStart"/>
-      <w:r>
-        <w:rPr>
-          <w:rFonts w:ascii="Arial" w:hAnsi="Arial" w:cs="Arial"/>
-          <w:color w:val="000000" w:themeColor="text1"/>
-          <w:sz w:val="24"/>
-        </w:rPr>
-        <w:t>Teams</w:t>
-      </w:r>
-      <w:proofErr w:type="spellEnd"/>
-      <w:r>
-        <w:rPr>
-          <w:rFonts w:ascii="Arial" w:hAnsi="Arial" w:cs="Arial"/>
-          <w:color w:val="000000" w:themeColor="text1"/>
-          <w:sz w:val="24"/>
-        </w:rPr>
-        <w:t>.</w:t>
+        <w:t xml:space="preserve"> Se coordinará con tiempo para que te acomode asistir por Teams.</w:t>
       </w:r>
     </w:p>
     <w:p>
@@ -5568,6 +4875,7 @@
   <w:style w:type="character" w:default="1" w:styleId="Fuentedeprrafopredeter">
     <w:name w:val="Default Paragraph Font"/>
     <w:uiPriority w:val="1"/>
+    <w:semiHidden/>
     <w:unhideWhenUsed/>
   </w:style>
   <w:style w:type="table" w:default="1" w:styleId="Tablanormal">
@@ -6855,16 +6163,15 @@
 </file>
 
 <file path=customXml/item1.xml><?xml version="1.0" encoding="utf-8"?>
-<p:properties xmlns:p="http://schemas.microsoft.com/office/2006/metadata/properties" xmlns:xsi="http://www.w3.org/2001/XMLSchema-instance" xmlns:pc="http://schemas.microsoft.com/office/infopath/2007/PartnerControls">
-  <documentManagement/>
-</p:properties>
+<?mso-contentType ?>
+<FormTemplates xmlns="http://schemas.microsoft.com/sharepoint/v3/contenttype/forms">
+  <Display>DocumentLibraryForm</Display>
+  <Edit>DocumentLibraryForm</Edit>
+  <New>DocumentLibraryForm</New>
+</FormTemplates>
 </file>
 
 <file path=customXml/item2.xml><?xml version="1.0" encoding="utf-8"?>
-<b:Sources xmlns:b="http://schemas.openxmlformats.org/officeDocument/2006/bibliography" xmlns="http://schemas.openxmlformats.org/officeDocument/2006/bibliography" SelectedStyle="\APA.XSL" StyleName="APA"/>
-</file>
-
-<file path=customXml/item3.xml><?xml version="1.0" encoding="utf-8"?>
 <ct:contentTypeSchema xmlns:ct="http://schemas.microsoft.com/office/2006/metadata/contentType" xmlns:ma="http://schemas.microsoft.com/office/2006/metadata/properties/metaAttributes" ct:_="" ma:_="" ma:contentTypeName="Documento" ma:contentTypeID="0x0101000DB3B8D725652540931A2D6CB43D6E34" ma:contentTypeVersion="4" ma:contentTypeDescription="Crear nuevo documento." ma:contentTypeScope="" ma:versionID="887bd574111c524fca674491d04c128d">
   <xsd:schema xmlns:xsd="http://www.w3.org/2001/XMLSchema" xmlns:xs="http://www.w3.org/2001/XMLSchema" xmlns:p="http://schemas.microsoft.com/office/2006/metadata/properties" xmlns:ns2="205ea732-1358-4e25-b148-704252afe848" targetNamespace="http://schemas.microsoft.com/office/2006/metadata/properties" ma:root="true" ma:fieldsID="757ce44c6d1353e9a509d238d7bd1ceb" ns2:_="">
     <xsd:import namespace="205ea732-1358-4e25-b148-704252afe848"/>
@@ -7008,33 +6315,25 @@
 </ct:contentTypeSchema>
 </file>
 
+<file path=customXml/item3.xml><?xml version="1.0" encoding="utf-8"?>
+<b:Sources xmlns:b="http://schemas.openxmlformats.org/officeDocument/2006/bibliography" xmlns="http://schemas.openxmlformats.org/officeDocument/2006/bibliography" SelectedStyle="\APA.XSL" StyleName="APA"/>
+</file>
+
 <file path=customXml/item4.xml><?xml version="1.0" encoding="utf-8"?>
-<?mso-contentType ?>
-<FormTemplates xmlns="http://schemas.microsoft.com/sharepoint/v3/contenttype/forms">
-  <Display>DocumentLibraryForm</Display>
-  <Edit>DocumentLibraryForm</Edit>
-  <New>DocumentLibraryForm</New>
-</FormTemplates>
+<p:properties xmlns:p="http://schemas.microsoft.com/office/2006/metadata/properties" xmlns:xsi="http://www.w3.org/2001/XMLSchema-instance" xmlns:pc="http://schemas.microsoft.com/office/infopath/2007/PartnerControls">
+  <documentManagement/>
+</p:properties>
 </file>
 
 <file path=customXml/itemProps1.xml><?xml version="1.0" encoding="utf-8"?>
-<ds:datastoreItem xmlns:ds="http://schemas.openxmlformats.org/officeDocument/2006/customXml" ds:itemID="{5F81B1EB-5679-4272-B5D6-8717F717CDEF}">
+<ds:datastoreItem xmlns:ds="http://schemas.openxmlformats.org/officeDocument/2006/customXml" ds:itemID="{D9E8AD82-F5AD-4C86-A499-05EB057A837D}">
   <ds:schemaRefs>
-    <ds:schemaRef ds:uri="http://schemas.microsoft.com/office/2006/metadata/properties"/>
-    <ds:schemaRef ds:uri="http://schemas.microsoft.com/office/infopath/2007/PartnerControls"/>
+    <ds:schemaRef ds:uri="http://schemas.microsoft.com/sharepoint/v3/contenttype/forms"/>
   </ds:schemaRefs>
 </ds:datastoreItem>
 </file>
 
 <file path=customXml/itemProps2.xml><?xml version="1.0" encoding="utf-8"?>
-<ds:datastoreItem xmlns:ds="http://schemas.openxmlformats.org/officeDocument/2006/customXml" ds:itemID="{43F09562-9BD1-4A66-9D16-BC63A4292A79}">
-  <ds:schemaRefs>
-    <ds:schemaRef ds:uri="http://schemas.openxmlformats.org/officeDocument/2006/bibliography"/>
-  </ds:schemaRefs>
-</ds:datastoreItem>
-</file>
-
-<file path=customXml/itemProps3.xml><?xml version="1.0" encoding="utf-8"?>
 <ds:datastoreItem xmlns:ds="http://schemas.openxmlformats.org/officeDocument/2006/customXml" ds:itemID="{ED56BF2B-AC36-4363-BFCB-3199FD316151}">
   <ds:schemaRefs>
     <ds:schemaRef ds:uri="http://schemas.microsoft.com/office/2006/metadata/contentType"/>
@@ -7052,10 +6351,19 @@
 </ds:datastoreItem>
 </file>
 
+<file path=customXml/itemProps3.xml><?xml version="1.0" encoding="utf-8"?>
+<ds:datastoreItem xmlns:ds="http://schemas.openxmlformats.org/officeDocument/2006/customXml" ds:itemID="{43F09562-9BD1-4A66-9D16-BC63A4292A79}">
+  <ds:schemaRefs>
+    <ds:schemaRef ds:uri="http://schemas.openxmlformats.org/officeDocument/2006/bibliography"/>
+  </ds:schemaRefs>
+</ds:datastoreItem>
+</file>
+
 <file path=customXml/itemProps4.xml><?xml version="1.0" encoding="utf-8"?>
-<ds:datastoreItem xmlns:ds="http://schemas.openxmlformats.org/officeDocument/2006/customXml" ds:itemID="{D9E8AD82-F5AD-4C86-A499-05EB057A837D}">
+<ds:datastoreItem xmlns:ds="http://schemas.openxmlformats.org/officeDocument/2006/customXml" ds:itemID="{5F81B1EB-5679-4272-B5D6-8717F717CDEF}">
   <ds:schemaRefs>
-    <ds:schemaRef ds:uri="http://schemas.microsoft.com/sharepoint/v3/contenttype/forms"/>
+    <ds:schemaRef ds:uri="http://schemas.microsoft.com/office/2006/metadata/properties"/>
+    <ds:schemaRef ds:uri="http://schemas.microsoft.com/office/infopath/2007/PartnerControls"/>
   </ds:schemaRefs>
 </ds:datastoreItem>
 </file>